--- a/data/revised_2026-10_full/tracked/v2/Physics/SS1.5_Moments_of_Equilibrium/Physics_Moments_of_Equilibrium_FinalExplanation_TeacherKey_TRACKED.docx
+++ b/data/revised_2026-10_full/tracked/v2/Physics/SS1.5_Moments_of_Equilibrium/Physics_Moments_of_Equilibrium_FinalExplanation_TeacherKey_TRACKED.docx
@@ -232,7 +232,7 @@
               </w:rPr>
               <w:t xml:space="preserve">Welcome to your Final Explanation! Throughout this unit you have investigated the Toppling Jiko Stool: a three-legged stool stood firm under a sufuria of ugali, but toppled when a full 20-litre jerrycan (weight 200 N) was placed at one corner</w:t>
             </w:r>
-            <w:ins w:id="9001" w:author="Claude (AI) - proposed" w:date="2026-10-15T08:04:25Z">
+            <w:ins w:id="9001" w:author="Claude (AI) - proposed" w:date="2026-10-18T00:32:11Z">
               <w:r>
                 <w:rPr>
                   <w:rFonts w:ascii="Arial" w:cs="Arial" w:eastAsia="Arial" w:hAnsi="Arial"/>
@@ -260,7 +260,7 @@
               </w:rPr>
               <w:t xml:space="preserve"> and nudged, while a wider, lower four-legged stool with the same jerrycan at its corner only rocked and returned upright. Use your evidence from Lessons 1 to 6, your beam-balance and metre-rule data, your centre of gravity investigations, your </w:t>
             </w:r>
-            <w:ins w:id="9002" w:author="Claude (AI) - proposed" w:date="2026-10-15T08:04:25Z">
+            <w:ins w:id="9002" w:author="Claude (AI) - proposed" w:date="2026-10-18T00:32:11Z">
               <w:r>
                 <w:rPr>
                   <w:rFonts w:ascii="Arial" w:cs="Arial" w:eastAsia="Arial" w:hAnsi="Arial"/>
@@ -288,7 +288,7 @@
               </w:rPr>
               <w:t xml:space="preserve">cumulative model and your Driving Question Board to answer each prompt below</w:t>
             </w:r>
-            <w:ins w:id="9003" w:author="Claude (AI) - proposed" w:date="2026-10-15T08:04:25Z">
+            <w:ins w:id="9003" w:author="Claude (AI) - proposed" w:date="2026-10-18T00:32:11Z">
               <w:r>
                 <w:rPr>
                   <w:rFonts w:ascii="Arial" w:cs="Arial" w:eastAsia="Arial" w:hAnsi="Arial"/>
@@ -706,7 +706,7 @@
               </w:rPr>
               <w:t xml:space="preserve">(a) When an object is balanced (in equilibrium), the sum of the clockwise moments about the pivot equals the sum of the anti-clockwise moments about the same pivot. (b) Anti-clockwise moment = 300 N × 1.0 m = 300 N·m. At balance, clockwise moment = anti-clockwise moment, so W × 1.5 m = 300 N·m. W = 300 N·m ÷ 1.5 m = 200 N. The second child must weigh 200 N. (c) When a stool tilts, it turns about the edge of its base on the side of the jerrycan, the tipping edge. The jerrycan's weight on that side gives a toppling moment about the edge. The weight of the stool acting through its centre of gravity gives a moment in the opposite direction, a restoring moment. If the restoring moment is at least as large as the toppling moment, the moments balance or return the stool upright; if the toppling moment is larger, there is a net moment and the stool topples. The wider four-legged stool has a larger base, so its tipping edge is further from its centre of gravity, which means the weight of the stool has a longer perpendicular distance from the edge and gives a larger restoring moment. With the jerrycan at the corner, its restoring moment was enough to bring it back, so it rocked and returned upright. The narrow three-legged stool has its tipping edge closer to its centre of gravity, so its restoring moment is smaller. With the jerrycan at the corner, the toppling moment was larger than the restoring moment, so the stool toppled. This agrees with the centre of gravity idea: the load shifts the combined centre of gravity, and where its vertical line falls relative to the tipping edge decides which moment is larger.</w:t>
             </w:r>
-            <w:ins w:id="9004" w:author="Claude (AI) - proposed" w:date="2026-10-15T08:04:25Z">
+            <w:ins w:id="9004" w:author="Claude (AI) - proposed" w:date="2026-10-18T00:32:11Z">
               <w:r>
                 <w:rPr>
                   <w:rFonts w:ascii="Arial" w:cs="Arial" w:eastAsia="Arial" w:hAnsi="Arial"/>
@@ -981,7 +981,7 @@
               </w:rPr>
               <w:t xml:space="preserve">(a) The jerrycan's 200 N weight at the corner acts at a large perpendicular distance from the tipping edge, so it creates a large turning moment (M = F × d). It also shifts the combined centre of gravity of the stool-plus-load outward and keeps it high. While the vertical line through the combined centre of gravity is inside the base of support, the total weight gives a restoring moment about the tipping edge that pushes the stool back upright. When the nudge moves that vertical line outside the triangular base of support formed by the three legs, the total weight now acts on the far side of the tipping edge, so its moment turns the stool in the toppling direction. There is no restoring moment left, so the moments are unbalanced and the stool rotates and topples. The wider four-legged stool has a larger base of support, so the vertical line through the combined centre of gravity stays inside the base even with the jerrycan at the corner. The weight still gives a restoring moment about the tipping edge, so the stool rocks and returns upright, which is stable equilibrium. (b) It would stay upright. The jerrycan</w:t>
             </w:r>
-            <w:del w:id="9005" w:author="Claude (AI) - proposed" w:date="2026-10-15T08:04:25Z">
+            <w:del w:id="9005" w:author="Claude (AI) - proposed" w:date="2026-10-18T00:32:11Z">
               <w:r>
                 <w:rPr>
                   <w:rFonts w:ascii="Arial" w:cs="Arial" w:eastAsia="Arial" w:hAnsi="Arial"/>
@@ -996,7 +996,7 @@
                 <w:delText xml:space="preserve">'s distance from the tipping edge would be small</w:delText>
               </w:r>
             </w:del>
-            <w:ins w:id="9006" w:author="Claude (AI) - proposed" w:date="2026-10-15T08:04:25Z">
+            <w:ins w:id="9006" w:author="Claude (AI) - proposed" w:date="2026-10-18T00:32:11Z">
               <w:r>
                 <w:rPr>
                   <w:rFonts w:ascii="Arial" w:cs="Arial" w:eastAsia="Arial" w:hAnsi="Arial"/>
@@ -1024,7 +1024,7 @@
               </w:rPr>
               <w:t xml:space="preserve">, so its </w:t>
             </w:r>
-            <w:del w:id="9007" w:author="Claude (AI) - proposed" w:date="2026-10-15T08:04:25Z">
+            <w:del w:id="9007" w:author="Claude (AI) - proposed" w:date="2026-10-18T00:32:11Z">
               <w:r>
                 <w:rPr>
                   <w:rFonts w:ascii="Arial" w:cs="Arial" w:eastAsia="Arial" w:hAnsi="Arial"/>
@@ -1039,7 +1039,7 @@
                 <w:delText xml:space="preserve">toppling moment is small, and the</w:delText>
               </w:r>
             </w:del>
-            <w:ins w:id="9008" w:author="Claude (AI) - proposed" w:date="2026-10-15T08:04:25Z">
+            <w:ins w:id="9008" w:author="Claude (AI) - proposed" w:date="2026-10-18T00:32:11Z">
               <w:r>
                 <w:rPr>
                   <w:rFonts w:ascii="Arial" w:cs="Arial" w:eastAsia="Arial" w:hAnsi="Arial"/>
@@ -1320,7 +1320,7 @@
               <w:spacing w:after="40" w:before="0"/>
               <w:jc w:val="left"/>
             </w:pPr>
-            <w:ins w:id="9009" w:author="Claude (AI) - proposed" w:date="2026-10-15T08:04:25Z">
+            <w:ins w:id="9009" w:author="Claude (AI) - proposed" w:date="2026-10-18T00:32:11Z">
               <w:r>
                 <w:rPr>
                   <w:rFonts w:ascii="Arial" w:cs="Arial" w:eastAsia="Arial" w:hAnsi="Arial"/>
@@ -1368,7 +1368,7 @@
               <w:spacing w:after="40" w:before="0"/>
               <w:jc w:val="left"/>
             </w:pPr>
-            <w:ins w:id="9010" w:author="Claude (AI) - proposed" w:date="2026-10-15T08:04:25Z">
+            <w:ins w:id="9010" w:author="Claude (AI) - proposed" w:date="2026-10-18T00:32:11Z">
               <w:r>
                 <w:rPr>
                   <w:rFonts w:ascii="Arial" w:cs="Arial" w:eastAsia="Arial" w:hAnsi="Arial"/>
@@ -1416,7 +1416,7 @@
               <w:spacing w:after="40" w:before="0"/>
               <w:jc w:val="left"/>
             </w:pPr>
-            <w:ins w:id="9011" w:author="Claude (AI) - proposed" w:date="2026-10-15T08:04:25Z">
+            <w:ins w:id="9011" w:author="Claude (AI) - proposed" w:date="2026-10-18T00:32:11Z">
               <w:r>
                 <w:rPr>
                   <w:rFonts w:ascii="Arial" w:cs="Arial" w:eastAsia="Arial" w:hAnsi="Arial"/>
@@ -1499,7 +1499,7 @@
               <w:spacing w:after="40" w:before="0"/>
               <w:jc w:val="left"/>
             </w:pPr>
-            <w:ins w:id="9012" w:author="Claude (AI) - proposed" w:date="2026-10-15T08:04:25Z">
+            <w:ins w:id="9012" w:author="Claude (AI) - proposed" w:date="2026-10-18T00:32:11Z">
               <w:r>
                 <w:rPr>
                   <w:rFonts w:ascii="Arial" w:cs="Arial" w:eastAsia="Arial" w:hAnsi="Arial"/>
@@ -1547,7 +1547,7 @@
               <w:spacing w:after="40" w:before="0"/>
               <w:jc w:val="left"/>
             </w:pPr>
-            <w:ins w:id="9013" w:author="Claude (AI) - proposed" w:date="2026-10-15T08:04:25Z">
+            <w:ins w:id="9013" w:author="Claude (AI) - proposed" w:date="2026-10-18T00:32:11Z">
               <w:r>
                 <w:rPr>
                   <w:rFonts w:ascii="Arial" w:cs="Arial" w:eastAsia="Arial" w:hAnsi="Arial"/>
@@ -1595,7 +1595,7 @@
               <w:spacing w:after="40" w:before="0"/>
               <w:jc w:val="left"/>
             </w:pPr>
-            <w:ins w:id="9014" w:author="Claude (AI) - proposed" w:date="2026-10-15T08:04:25Z">
+            <w:ins w:id="9014" w:author="Claude (AI) - proposed" w:date="2026-10-18T00:32:11Z">
               <w:r>
                 <w:rPr>
                   <w:rFonts w:ascii="Arial" w:cs="Arial" w:eastAsia="Arial" w:hAnsi="Arial"/>
@@ -1678,7 +1678,7 @@
               <w:spacing w:after="40" w:before="0"/>
               <w:jc w:val="left"/>
             </w:pPr>
-            <w:ins w:id="9015" w:author="Claude (AI) - proposed" w:date="2026-10-15T08:04:25Z">
+            <w:ins w:id="9015" w:author="Claude (AI) - proposed" w:date="2026-10-18T00:32:11Z">
               <w:r>
                 <w:rPr>
                   <w:rFonts w:ascii="Arial" w:cs="Arial" w:eastAsia="Arial" w:hAnsi="Arial"/>
@@ -1726,7 +1726,7 @@
               <w:spacing w:after="40" w:before="0"/>
               <w:jc w:val="left"/>
             </w:pPr>
-            <w:ins w:id="9016" w:author="Claude (AI) - proposed" w:date="2026-10-15T08:04:25Z">
+            <w:ins w:id="9016" w:author="Claude (AI) - proposed" w:date="2026-10-18T00:32:11Z">
               <w:r>
                 <w:rPr>
                   <w:rFonts w:ascii="Arial" w:cs="Arial" w:eastAsia="Arial" w:hAnsi="Arial"/>
@@ -1774,7 +1774,7 @@
               <w:spacing w:after="40" w:before="0"/>
               <w:jc w:val="left"/>
             </w:pPr>
-            <w:ins w:id="9017" w:author="Claude (AI) - proposed" w:date="2026-10-15T08:04:25Z">
+            <w:ins w:id="9017" w:author="Claude (AI) - proposed" w:date="2026-10-18T00:32:11Z">
               <w:r>
                 <w:rPr>
                   <w:rFonts w:ascii="Arial" w:cs="Arial" w:eastAsia="Arial" w:hAnsi="Arial"/>
@@ -1857,7 +1857,7 @@
               <w:spacing w:after="40" w:before="0"/>
               <w:jc w:val="left"/>
             </w:pPr>
-            <w:ins w:id="9018" w:author="Claude (AI) - proposed" w:date="2026-10-15T08:04:25Z">
+            <w:ins w:id="9018" w:author="Claude (AI) - proposed" w:date="2026-10-18T00:32:11Z">
               <w:r>
                 <w:rPr>
                   <w:rFonts w:ascii="Arial" w:cs="Arial" w:eastAsia="Arial" w:hAnsi="Arial"/>
@@ -1905,7 +1905,7 @@
               <w:spacing w:after="40" w:before="0"/>
               <w:jc w:val="left"/>
             </w:pPr>
-            <w:ins w:id="9019" w:author="Claude (AI) - proposed" w:date="2026-10-15T08:04:25Z">
+            <w:ins w:id="9019" w:author="Claude (AI) - proposed" w:date="2026-10-18T00:32:11Z">
               <w:r>
                 <w:rPr>
                   <w:rFonts w:ascii="Arial" w:cs="Arial" w:eastAsia="Arial" w:hAnsi="Arial"/>
@@ -1953,7 +1953,7 @@
               <w:spacing w:after="40" w:before="0"/>
               <w:jc w:val="left"/>
             </w:pPr>
-            <w:ins w:id="9020" w:author="Claude (AI) - proposed" w:date="2026-10-15T08:04:25Z">
+            <w:ins w:id="9020" w:author="Claude (AI) - proposed" w:date="2026-10-18T00:32:11Z">
               <w:r>
                 <w:rPr>
                   <w:rFonts w:ascii="Arial" w:cs="Arial" w:eastAsia="Arial" w:hAnsi="Arial"/>
@@ -2036,7 +2036,7 @@
               <w:spacing w:after="40" w:before="0"/>
               <w:jc w:val="left"/>
             </w:pPr>
-            <w:ins w:id="9021" w:author="Claude (AI) - proposed" w:date="2026-10-15T08:04:25Z">
+            <w:ins w:id="9021" w:author="Claude (AI) - proposed" w:date="2026-10-18T00:32:11Z">
               <w:r>
                 <w:rPr>
                   <w:rFonts w:ascii="Arial" w:cs="Arial" w:eastAsia="Arial" w:hAnsi="Arial"/>
@@ -2084,7 +2084,7 @@
               <w:spacing w:after="40" w:before="0"/>
               <w:jc w:val="left"/>
             </w:pPr>
-            <w:ins w:id="9022" w:author="Claude (AI) - proposed" w:date="2026-10-15T08:04:25Z">
+            <w:ins w:id="9022" w:author="Claude (AI) - proposed" w:date="2026-10-18T00:32:11Z">
               <w:r>
                 <w:rPr>
                   <w:rFonts w:ascii="Arial" w:cs="Arial" w:eastAsia="Arial" w:hAnsi="Arial"/>
@@ -2132,7 +2132,7 @@
               <w:spacing w:after="40" w:before="0"/>
               <w:jc w:val="left"/>
             </w:pPr>
-            <w:ins w:id="9023" w:author="Claude (AI) - proposed" w:date="2026-10-15T08:04:25Z">
+            <w:ins w:id="9023" w:author="Claude (AI) - proposed" w:date="2026-10-18T00:32:11Z">
               <w:r>
                 <w:rPr>
                   <w:rFonts w:ascii="Arial" w:cs="Arial" w:eastAsia="Arial" w:hAnsi="Arial"/>
@@ -2282,7 +2282,7 @@
         </w:rPr>
         <w:t xml:space="preserve">© 2026 SeaVuria and ARES. This work is licensed under a </w:t>
       </w:r>
-      <w:hyperlink w:history="1" r:id="rIdget523eqginzqjj9e-tei">
+      <w:hyperlink w:history="1" r:id="rIdioijogbv1rhh3pahtu5oz">
         <w:r>
           <w:rPr>
             <w:rFonts w:ascii="Arial" w:cs="Arial" w:eastAsia="Arial" w:hAnsi="Arial"/>
@@ -2302,7 +2302,7 @@
         </w:rPr>
         <w:t xml:space="preserve"> (</w:t>
       </w:r>
-      <w:hyperlink w:history="1" r:id="rIdz9sewhziet372cammzjoq">
+      <w:hyperlink w:history="1" r:id="rIdcy_xwq6j4ti_mdbkyrmyq">
         <w:r>
           <w:rPr>
             <w:rFonts w:ascii="Arial" w:cs="Arial" w:eastAsia="Arial" w:hAnsi="Arial"/>
@@ -2322,7 +2322,7 @@
         </w:rPr>
         <w:t xml:space="preserve">). To view a copy of this license, visit </w:t>
       </w:r>
-      <w:hyperlink w:history="1" r:id="rIdoncfsudi8oxlvtre4yc8t">
+      <w:hyperlink w:history="1" r:id="rIddqhrzcwlwtacuvla6gcct">
         <w:r>
           <w:rPr>
             <w:rFonts w:ascii="Arial" w:cs="Arial" w:eastAsia="Arial" w:hAnsi="Arial"/>
